--- a/downloads/teacher/05 Materials/Unit 03/Slides/Slides 03.16 - What Parents and Caregivers Do.docx
+++ b/downloads/teacher/05 Materials/Unit 03/Slides/Slides 03.16 - What Parents and Caregivers Do.docx
@@ -719,15 +719,6 @@
       <w:r>
         <w:t xml:space="preserve">Money: the clock has a cost. Diapers alone run about $70 a month, and child care can cost more than rent</w:t>
       </w:r>
-      <w:r>
-        <w:t xml:space="preserve"> </w:t>
-      </w:r>
-      <w:r>
-        <w:rPr>
-          <w:rStyle w:val="TeacherNote"/>
-        </w:rPr>
-        <w:t xml:space="preserve">[Sal: confirm local figures and mark the month]</w:t>
-      </w:r>
     </w:p>
     <w:p>
       <w:pPr>
@@ -884,16 +875,7 @@
         <w:pStyle w:val="Compact"/>
       </w:pPr>
       <w:r>
-        <w:t xml:space="preserve">211:</w:t>
-      </w:r>
-      <w:r>
-        <w:t xml:space="preserve"> </w:t>
-      </w:r>
-      <w:r>
-        <w:rPr>
-          <w:rStyle w:val="TeacherNote"/>
-        </w:rPr>
-        <w:t xml:space="preserve">[Sal: confirm 211 coverage for your county]</w:t>
+        <w:t xml:space="preserve">211, by phone or text</w:t>
       </w:r>
     </w:p>
     <w:p>
@@ -905,16 +887,7 @@
         <w:pStyle w:val="Compact"/>
       </w:pPr>
       <w:r>
-        <w:t xml:space="preserve">The nearest pediatric clinic:</w:t>
-      </w:r>
-      <w:r>
-        <w:t xml:space="preserve"> </w:t>
-      </w:r>
-      <w:r>
-        <w:rPr>
-          <w:rStyle w:val="TeacherNote"/>
-        </w:rPr>
-        <w:t xml:space="preserve">[Sal: name and number]</w:t>
+        <w:t xml:space="preserve">The nearest pediatric clinic, name and number</w:t>
       </w:r>
     </w:p>
     <w:p>
@@ -926,16 +899,7 @@
         <w:pStyle w:val="Compact"/>
       </w:pPr>
       <w:r>
-        <w:t xml:space="preserve">The public library branch:</w:t>
-      </w:r>
-      <w:r>
-        <w:t xml:space="preserve"> </w:t>
-      </w:r>
-      <w:r>
-        <w:rPr>
-          <w:rStyle w:val="TeacherNote"/>
-        </w:rPr>
-        <w:t xml:space="preserve">[Sal: name and number]</w:t>
+        <w:t xml:space="preserve">The public library branch, name and number</w:t>
       </w:r>
     </w:p>
     <w:p>
@@ -947,16 +911,7 @@
         <w:pStyle w:val="Compact"/>
       </w:pPr>
       <w:r>
-        <w:t xml:space="preserve">The county WIC office:</w:t>
-      </w:r>
-      <w:r>
-        <w:t xml:space="preserve"> </w:t>
-      </w:r>
-      <w:r>
-        <w:rPr>
-          <w:rStyle w:val="TeacherNote"/>
-        </w:rPr>
-        <w:t xml:space="preserve">[Sal: name and number]</w:t>
+        <w:t xml:space="preserve">The county WIC office, name and number</w:t>
       </w:r>
     </w:p>
     <w:p>
@@ -968,31 +923,7 @@
         <w:pStyle w:val="Compact"/>
       </w:pPr>
       <w:r>
-        <w:t xml:space="preserve">The family liaison at school:</w:t>
-      </w:r>
-      <w:r>
-        <w:t xml:space="preserve"> </w:t>
-      </w:r>
-      <w:r>
-        <w:rPr>
-          <w:rStyle w:val="TeacherNote"/>
-        </w:rPr>
-        <w:t xml:space="preserve">[Sal: name, room ___]</w:t>
-      </w:r>
-      <w:r>
-        <w:t xml:space="preserve"> </w:t>
-      </w:r>
-      <w:r>
-        <w:t xml:space="preserve">and the after-hours nurse line</w:t>
-      </w:r>
-      <w:r>
-        <w:t xml:space="preserve"> </w:t>
-      </w:r>
-      <w:r>
-        <w:rPr>
-          <w:rStyle w:val="TeacherNote"/>
-        </w:rPr>
-        <w:t xml:space="preserve">[Sal: number if the district has one]</w:t>
+        <w:t xml:space="preserve">The family liaison at school, and the after-hours nurse line</w:t>
       </w:r>
     </w:p>
     <w:p>
@@ -1010,22 +941,7 @@
         <w:t xml:space="preserve"> </w:t>
       </w:r>
       <w:r>
-        <w:t xml:space="preserve">Notes:</w:t>
-      </w:r>
-      <w:r>
-        <w:t xml:space="preserve"> </w:t>
-      </w:r>
-      <w:r>
-        <w:rPr>
-          <w:rStyle w:val="TeacherNote"/>
-        </w:rPr>
-        <w:t xml:space="preserve">[Sal: ask the family liaison for the building’s own list; it will be better than mine.]</w:t>
-      </w:r>
-      <w:r>
-        <w:t xml:space="preserve"> </w:t>
-      </w:r>
-      <w:r>
-        <w:t xml:space="preserve">If the liaison can take five minutes of this step, let them.</w:t>
+        <w:t xml:space="preserve">Notes: If the liaison can take five minutes of this step, let them.</w:t>
       </w:r>
     </w:p>
     <w:p>
